--- a/pr-preview/pr-30/chapters/code-repositories.docx
+++ b/pr-preview/pr-30/chapters/code-repositories.docx
@@ -15,7 +15,7 @@
         <w:pStyle w:val="Date"/>
       </w:pPr>
       <w:r>
-        <w:t xml:space="preserve">Last modified: 2026-10-14 02:06:18 (PDT)</w:t>
+        <w:t xml:space="preserve">Last modified: 2026-10-14 02:55:43 (PDT)</w:t>
       </w:r>
     </w:p>
     <w:p>
@@ -4086,7 +4086,7 @@
         <w:t xml:space="preserve"> </w:t>
       </w:r>
       <w:r>
-        <w:t xml:space="preserve">To this end, paths which will be reference in multiple scripts (i.e. a</w:t>
+        <w:t xml:space="preserve">To this end, paths which will be referenced in multiple scripts (e.g. a</w:t>
       </w:r>
       <w:r>
         <w:t xml:space="preserve"> </w:t>
@@ -4113,13 +4113,13 @@
         <w:t xml:space="preserve"> </w:t>
       </w:r>
       <w:r>
-        <w:t xml:space="preserve">and simply referred to by its variable name in scripts.</w:t>
-      </w:r>
-      <w:r>
-        <w:t xml:space="preserve"> </w:t>
-      </w:r>
-      <w:r>
-        <w:t xml:space="preserve">If you ever want to change things, rename them, or even switch from a downsample to the full data, all you would then to need to do is modify the path in one place and the change will automatically update throughout your project.</w:t>
+        <w:t xml:space="preserve">and simply referred to by their variable names in scripts.</w:t>
+      </w:r>
+      <w:r>
+        <w:t xml:space="preserve"> </w:t>
+      </w:r>
+      <w:r>
+        <w:t xml:space="preserve">If you ever want to change things, rename them, or even switch from a downsample to the full data, all you would then need to do is modify the path in one place and the change will automatically update throughout your project.</w:t>
       </w:r>
       <w:r>
         <w:t xml:space="preserve"> </w:t>
